--- a/Projektdateien/ER_Diagramm_Sascha_Schulz.docx
+++ b/Projektdateien/ER_Diagramm_Sascha_Schulz.docx
@@ -10081,6 +10081,13 @@
   <w:style w:type="paragraph" w:default="1" w:styleId="Standard">
     <w:name w:val="Normal"/>
     <w:qFormat/>
+    <w:pPr>
+      <w:spacing w:line="360" w:lineRule="auto"/>
+    </w:pPr>
+    <w:rPr>
+      <w:rFonts w:ascii="Times New Roman" w:hAnsi="Times New Roman"/>
+      <w:sz w:val="24"/>
+    </w:rPr>
   </w:style>
   <w:style w:type="paragraph" w:styleId="berschrift1">
     <w:name w:val="heading 1"/>
@@ -10094,10 +10101,12 @@
       <w:outlineLvl w:val="0"/>
     </w:pPr>
     <w:rPr>
+      <w:rFonts w:ascii="Times New Roman" w:hAnsi="Times New Roman"/>
       <w:b/>
       <w:bCs/>
-      <w:color w:val="2E75B6"/>
-      <w:sz w:val="32"/>
+      <w:i w:val="0"/>
+      <w:color w:val="000000"/>
+      <w:sz w:val="28"/>
       <w:szCs w:val="32"/>
     </w:rPr>
   </w:style>
@@ -10111,10 +10120,12 @@
       <w:outlineLvl w:val="1"/>
     </w:pPr>
     <w:rPr>
+      <w:rFonts w:ascii="Times New Roman" w:hAnsi="Times New Roman"/>
       <w:b/>
       <w:bCs/>
-      <w:color w:val="2E75B6"/>
-      <w:sz w:val="26"/>
+      <w:i w:val="0"/>
+      <w:color w:val="000000"/>
+      <w:sz w:val="24"/>
       <w:szCs w:val="26"/>
     </w:rPr>
   </w:style>
@@ -10128,7 +10139,10 @@
       <w:outlineLvl w:val="2"/>
     </w:pPr>
     <w:rPr>
-      <w:color w:val="1F4D78"/>
+      <w:rFonts w:ascii="Times New Roman" w:hAnsi="Times New Roman"/>
+      <w:b/>
+      <w:i/>
+      <w:color w:val="000000"/>
       <w:sz w:val="24"/>
       <w:szCs w:val="24"/>
     </w:rPr>
@@ -10143,9 +10157,12 @@
       <w:outlineLvl w:val="3"/>
     </w:pPr>
     <w:rPr>
+      <w:rFonts w:ascii="Times New Roman" w:hAnsi="Times New Roman"/>
+      <w:b/>
       <w:i/>
       <w:iCs/>
-      <w:color w:val="2E74B5"/>
+      <w:color w:val="000000"/>
+      <w:sz w:val="24"/>
     </w:rPr>
   </w:style>
   <w:style w:type="paragraph" w:styleId="berschrift5">
@@ -10158,7 +10175,11 @@
       <w:outlineLvl w:val="4"/>
     </w:pPr>
     <w:rPr>
-      <w:color w:val="2E74B5"/>
+      <w:rFonts w:ascii="Times New Roman" w:hAnsi="Times New Roman"/>
+      <w:b/>
+      <w:i/>
+      <w:color w:val="000000"/>
+      <w:sz w:val="24"/>
     </w:rPr>
   </w:style>
   <w:style w:type="paragraph" w:styleId="berschrift6">
@@ -10171,7 +10192,11 @@
       <w:outlineLvl w:val="5"/>
     </w:pPr>
     <w:rPr>
-      <w:color w:val="1F4D78"/>
+      <w:rFonts w:ascii="Times New Roman" w:hAnsi="Times New Roman"/>
+      <w:b/>
+      <w:i/>
+      <w:color w:val="000000"/>
+      <w:sz w:val="24"/>
     </w:rPr>
   </w:style>
   <w:style w:type="character" w:default="1" w:styleId="Absatz-Standardschriftart">
@@ -10206,7 +10231,11 @@
     <w:uiPriority w:val="10"/>
     <w:qFormat/>
     <w:rPr>
-      <w:sz w:val="56"/>
+      <w:rFonts w:ascii="Times New Roman" w:hAnsi="Times New Roman"/>
+      <w:b/>
+      <w:i w:val="0"/>
+      <w:color w:val="000000"/>
+      <w:sz w:val="40"/>
       <w:szCs w:val="56"/>
     </w:rPr>
   </w:style>

--- a/Projektdateien/ER_Diagramm_Sascha_Schulz.docx
+++ b/Projektdateien/ER_Diagramm_Sascha_Schulz.docx
@@ -7891,7 +7891,7 @@
           <w:szCs w:val="17"/>
           <w:lang w:val="en-GB"/>
         </w:rPr>
-        <w:t>CREATE DATABASE IF NOT EXISTS krankenhaus_lager</w:t>
+        <w:t>CREATE DATABASE IF NOT EXISTS DOIT</w:t>
       </w:r>
     </w:p>
     <w:p>
@@ -7931,7 +7931,7 @@
           <w:sz w:val="17"/>
           <w:szCs w:val="17"/>
         </w:rPr>
-        <w:t>USE krankenhaus_lager;</w:t>
+        <w:t>USE DOIT;</w:t>
       </w:r>
     </w:p>
     <w:p>
@@ -9285,7 +9285,7 @@
         <w:spacing w:before="40" w:after="40"/>
       </w:pPr>
       <w:r>
-        <w:t>URL-Schema: jdbc:mysql://localhost:3306/krankenhaus_lager</w:t>
+        <w:t>URL-Schema: jdbc:mysql://127.0.0.1:3324/DOIT</w:t>
       </w:r>
     </w:p>
     <w:p>
